--- a/images/Presentationsstolpar.docx
+++ b/images/Presentationsstolpar.docx
@@ -4,141 +4,63 @@
   <w:body>
     <w:p>
       <w:pPr>
-        <w:numPr>
-          <w:ilvl w:val="0"/>
-          <w:numId w:val="1"/>
-        </w:numPr>
+        <w:rPr>
+          <w:sz w:val="30"/>
+          <w:szCs w:val="30"/>
+        </w:rPr>
       </w:pPr>
       <w:r>
         <w:rPr>
           <w:b/>
           <w:bCs/>
+          <w:sz w:val="30"/>
+          <w:szCs w:val="30"/>
         </w:rPr>
         <w:t>C# Individual Project:</w:t>
       </w:r>
       <w:r>
-        <w:t>  </w:t>
+        <w:rPr>
+          <w:sz w:val="30"/>
+          <w:szCs w:val="30"/>
+        </w:rPr>
+        <w:t> </w:t>
       </w:r>
     </w:p>
     <w:p>
       <w:pPr>
         <w:rPr>
-          <w:lang w:val="en-US"/>
-        </w:rPr>
-      </w:pPr>
-      <w:r>
-        <w:rPr>
           <w:b/>
           <w:bCs/>
-        </w:rPr>
-        <w:t>Short Info about Individual Project presentation.</w:t>
-      </w:r>
-      <w:r>
-        <w:rPr>
-          <w:lang w:val="en-US"/>
+          <w:sz w:val="30"/>
+          <w:szCs w:val="30"/>
+        </w:rPr>
+      </w:pPr>
+      <w:r>
+        <w:rPr>
+          <w:b/>
+          <w:bCs/>
+          <w:sz w:val="30"/>
+          <w:szCs w:val="30"/>
+        </w:rPr>
+        <w:t>TodoList App</w:t>
+      </w:r>
+      <w:r>
+        <w:rPr>
+          <w:b/>
+          <w:bCs/>
+          <w:sz w:val="30"/>
+          <w:szCs w:val="30"/>
         </w:rPr>
         <w:t> </w:t>
       </w:r>
     </w:p>
     <w:p>
       <w:pPr>
-        <w:numPr>
-          <w:ilvl w:val="0"/>
-          <w:numId w:val="2"/>
-        </w:numPr>
-        <w:rPr>
-          <w:lang w:val="en-US"/>
-        </w:rPr>
-      </w:pPr>
-      <w:r>
-        <w:t>2026-04-02 (Thursday) Presentation day</w:t>
-      </w:r>
-      <w:r>
-        <w:rPr>
-          <w:lang w:val="en-US"/>
-        </w:rPr>
-        <w:t> </w:t>
-      </w:r>
-    </w:p>
-    <w:p>
-      <w:pPr>
-        <w:numPr>
-          <w:ilvl w:val="0"/>
-          <w:numId w:val="2"/>
-        </w:numPr>
-        <w:rPr>
-          <w:lang w:val="en-US"/>
-        </w:rPr>
-      </w:pPr>
-      <w:r>
-        <w:t>PPT presentation is optional, not mandatory - You can if you want or need it.</w:t>
-      </w:r>
-      <w:r>
-        <w:rPr>
-          <w:lang w:val="en-US"/>
-        </w:rPr>
-        <w:t> </w:t>
-      </w:r>
-    </w:p>
-    <w:p>
-      <w:pPr>
-        <w:numPr>
-          <w:ilvl w:val="0"/>
-          <w:numId w:val="2"/>
-        </w:numPr>
-        <w:rPr>
-          <w:lang w:val="en-US"/>
-        </w:rPr>
-      </w:pPr>
-      <w:r>
-        <w:t>You will present on Teams</w:t>
-      </w:r>
-      <w:r>
-        <w:rPr>
-          <w:lang w:val="en-US"/>
-        </w:rPr>
-        <w:t> </w:t>
-      </w:r>
-    </w:p>
-    <w:p>
-      <w:pPr>
-        <w:numPr>
-          <w:ilvl w:val="0"/>
-          <w:numId w:val="2"/>
-        </w:numPr>
-        <w:rPr>
-          <w:lang w:val="en-US"/>
-        </w:rPr>
-      </w:pPr>
-      <w:r>
-        <w:t>Share your project on your GitHub (Prepare good README.md on GitHub)</w:t>
-      </w:r>
-      <w:r>
-        <w:rPr>
-          <w:lang w:val="en-US"/>
-        </w:rPr>
-        <w:t> </w:t>
-      </w:r>
-    </w:p>
-    <w:p>
-      <w:pPr>
-        <w:numPr>
-          <w:ilvl w:val="0"/>
-          <w:numId w:val="2"/>
-        </w:numPr>
-        <w:rPr>
-          <w:lang w:val="en-US"/>
-        </w:rPr>
-      </w:pPr>
-      <w:r>
-        <w:t>Approximately average time is 7-10 min (somebody can less somebody can more a little bit)</w:t>
-      </w:r>
-      <w:r>
-        <w:rPr>
-          <w:lang w:val="en-US"/>
-        </w:rPr>
-        <w:t> </w:t>
-      </w:r>
+        <w:ind w:left="720"/>
+        <w:rPr>
+          <w:lang w:val="en-US"/>
+        </w:rPr>
+      </w:pPr>
     </w:p>
     <w:p>
       <w:pPr>
@@ -191,13 +113,10 @@
         </w:rPr>
       </w:pPr>
       <w:r>
-        <w:t>Short info about planning, architecting, designing steps of projects</w:t>
-      </w:r>
-      <w:r>
-        <w:rPr>
-          <w:lang w:val="en-US"/>
-        </w:rPr>
-        <w:t>. No actual planning started writing the code directly. Task and project class first, then the TodoList class and then the projectHandler class.</w:t>
+        <w:rPr>
+          <w:lang w:val="en-US"/>
+        </w:rPr>
+        <w:t>No actual planning started writing the code directly. Task and project class first, then the TodoList class and then the projectHandler class.</w:t>
       </w:r>
     </w:p>
     <w:p>
@@ -211,31 +130,47 @@
         </w:rPr>
       </w:pPr>
       <w:r>
-        <w:t>Intro about project (Title, short info &amp; what is this project)</w:t>
+        <w:t>Intro about project (Title, short info &amp; what is this </w:t>
+      </w:r>
+      <w:proofErr w:type="gramStart"/>
+      <w:r>
+        <w:t>project)</w:t>
       </w:r>
       <w:r>
         <w:rPr>
           <w:lang w:val="en-US"/>
         </w:rPr>
         <w:t> </w:t>
+      </w:r>
+      <w:r>
+        <w:rPr>
+          <w:lang w:val="en-US"/>
+        </w:rPr>
+        <w:t xml:space="preserve"> </w:t>
+      </w:r>
+      <w:r>
+        <w:rPr>
+          <w:lang w:val="en-US"/>
+        </w:rPr>
+        <w:t>TodoList</w:t>
+      </w:r>
+      <w:proofErr w:type="gramEnd"/>
+      <w:r>
+        <w:rPr>
+          <w:lang w:val="en-US"/>
+        </w:rPr>
+        <w:t xml:space="preserve"> project</w:t>
+      </w:r>
+      <w:r>
+        <w:rPr>
+          <w:lang w:val="en-US"/>
+        </w:rPr>
+        <w:t xml:space="preserve">. </w:t>
       </w:r>
     </w:p>
     <w:p>
       <w:pPr>
-        <w:ind w:left="720"/>
-        <w:rPr>
-          <w:lang w:val="en-US"/>
-        </w:rPr>
-      </w:pPr>
-      <w:r>
-        <w:rPr>
-          <w:lang w:val="en-US"/>
-        </w:rPr>
-        <w:t>TodoList project</w:t>
-      </w:r>
-    </w:p>
-    <w:p>
-      <w:pPr>
+        <w:pStyle w:val="Liststycke"/>
         <w:numPr>
           <w:ilvl w:val="0"/>
           <w:numId w:val="3"/>
@@ -245,21 +180,10 @@
         </w:rPr>
       </w:pPr>
       <w:r>
-        <w:t>Show your </w:t>
-      </w:r>
-      <w:proofErr w:type="gramStart"/>
-      <w:r>
-        <w:t>project,  -</w:t>
-      </w:r>
-      <w:proofErr w:type="gramEnd"/>
-      <w:r>
-        <w:t xml:space="preserve"> A Demo</w:t>
-      </w:r>
-      <w:r>
-        <w:rPr>
-          <w:lang w:val="en-US"/>
-        </w:rPr>
-        <w:t> </w:t>
+        <w:rPr>
+          <w:lang w:val="en-US"/>
+        </w:rPr>
+        <w:t>Github url: https://github.com/goran250/Individual-Project-I-Todo-list</w:t>
       </w:r>
     </w:p>
     <w:p>
@@ -273,7 +197,15 @@
         </w:rPr>
       </w:pPr>
       <w:r>
-        <w:t>Brief information about the code part, and developing process.</w:t>
+        <w:t>Show your </w:t>
+      </w:r>
+      <w:proofErr w:type="gramStart"/>
+      <w:r>
+        <w:t>project,  -</w:t>
+      </w:r>
+      <w:proofErr w:type="gramEnd"/>
+      <w:r>
+        <w:t xml:space="preserve"> A Demo</w:t>
       </w:r>
       <w:r>
         <w:rPr>
@@ -293,13 +225,19 @@
         </w:rPr>
       </w:pPr>
       <w:r>
-        <w:t>Share your experiences, recommendations, tips &amp; tricks, useful links and other... </w:t>
+        <w:t>Brief information about the code part, and developing process.</w:t>
       </w:r>
       <w:r>
         <w:rPr>
           <w:lang w:val="en-US"/>
         </w:rPr>
         <w:t> </w:t>
+      </w:r>
+      <w:r>
+        <w:rPr>
+          <w:lang w:val="en-US"/>
+        </w:rPr>
+        <w:t xml:space="preserve"> </w:t>
       </w:r>
     </w:p>
     <w:p>
@@ -313,7 +251,41 @@
         </w:rPr>
       </w:pPr>
       <w:r>
-        <w:t>Include these questions =&gt;</w:t>
+        <w:rPr>
+          <w:lang w:val="en-US"/>
+        </w:rPr>
+        <w:t>Show README.md file</w:t>
+      </w:r>
+    </w:p>
+    <w:p>
+      <w:pPr>
+        <w:numPr>
+          <w:ilvl w:val="0"/>
+          <w:numId w:val="3"/>
+        </w:numPr>
+        <w:rPr>
+          <w:lang w:val="en-US"/>
+        </w:rPr>
+      </w:pPr>
+      <w:r>
+        <w:rPr>
+          <w:lang w:val="en-US"/>
+        </w:rPr>
+        <w:t>Show UML diagram</w:t>
+      </w:r>
+    </w:p>
+    <w:p>
+      <w:pPr>
+        <w:numPr>
+          <w:ilvl w:val="0"/>
+          <w:numId w:val="3"/>
+        </w:numPr>
+        <w:rPr>
+          <w:lang w:val="en-US"/>
+        </w:rPr>
+      </w:pPr>
+      <w:r>
+        <w:t>Share your experiences, recommendations, tips &amp; tricks, useful links and other... </w:t>
       </w:r>
       <w:r>
         <w:rPr>
@@ -328,6 +300,8 @@
           <w:ilvl w:val="1"/>
           <w:numId w:val="3"/>
         </w:numPr>
+        <w:spacing w:after="60" w:line="240" w:lineRule="auto"/>
+        <w:ind w:left="1434" w:hanging="357"/>
         <w:rPr>
           <w:lang w:val="en-US"/>
         </w:rPr>
@@ -341,6 +315,14 @@
         </w:rPr>
         <w:t> </w:t>
       </w:r>
+    </w:p>
+    <w:p>
+      <w:pPr>
+        <w:ind w:left="1440"/>
+        <w:rPr>
+          <w:lang w:val="en-US"/>
+        </w:rPr>
+      </w:pPr>
       <w:r>
         <w:rPr>
           <w:lang w:val="en-US"/>
@@ -354,6 +336,8 @@
           <w:ilvl w:val="1"/>
           <w:numId w:val="3"/>
         </w:numPr>
+        <w:spacing w:after="60" w:line="240" w:lineRule="auto"/>
+        <w:ind w:left="1434" w:hanging="357"/>
         <w:rPr>
           <w:lang w:val="en-US"/>
         </w:rPr>
@@ -361,12 +345,14 @@
       <w:r>
         <w:t>How did you manage the time? </w:t>
       </w:r>
-      <w:r>
-        <w:rPr>
-          <w:lang w:val="en-US"/>
-        </w:rPr>
-        <w:t> </w:t>
-      </w:r>
+    </w:p>
+    <w:p>
+      <w:pPr>
+        <w:ind w:left="1440"/>
+        <w:rPr>
+          <w:lang w:val="en-US"/>
+        </w:rPr>
+      </w:pPr>
       <w:r>
         <w:rPr>
           <w:lang w:val="en-US"/>
@@ -418,6 +404,12 @@
           <w:lang w:val="en-US"/>
         </w:rPr>
         <w:t> </w:t>
+      </w:r>
+      <w:r>
+        <w:rPr>
+          <w:lang w:val="en-US"/>
+        </w:rPr>
+        <w:t>Worked harder</w:t>
       </w:r>
     </w:p>
     <w:p>

--- a/images/Presentationsstolpar.docx
+++ b/images/Presentationsstolpar.docx
@@ -93,7 +93,13 @@
         </w:rPr>
       </w:pPr>
       <w:r>
-        <w:t>Short introduction about yourself</w:t>
+        <w:t>Short introduction about </w:t>
+      </w:r>
+      <w:r>
+        <w:t>my</w:t>
+      </w:r>
+      <w:r>
+        <w:t>self</w:t>
       </w:r>
       <w:r>
         <w:rPr>
@@ -108,64 +114,171 @@
           <w:ilvl w:val="0"/>
           <w:numId w:val="3"/>
         </w:numPr>
-        <w:rPr>
-          <w:lang w:val="en-US"/>
-        </w:rPr>
-      </w:pPr>
-      <w:r>
-        <w:rPr>
-          <w:lang w:val="en-US"/>
-        </w:rPr>
-        <w:t>No actual planning started writing the code directly. Task and project class first, then the TodoList class and then the projectHandler class.</w:t>
-      </w:r>
-    </w:p>
-    <w:p>
-      <w:pPr>
+        <w:spacing w:after="60" w:line="240" w:lineRule="auto"/>
+        <w:ind w:left="714" w:hanging="357"/>
+        <w:rPr>
+          <w:lang w:val="en-US"/>
+        </w:rPr>
+      </w:pPr>
+      <w:r>
+        <w:t>Intro about project (Title, short info &amp; what is this project)</w:t>
+      </w:r>
+      <w:r>
+        <w:rPr>
+          <w:lang w:val="en-US"/>
+        </w:rPr>
+        <w:t> </w:t>
+      </w:r>
+    </w:p>
+    <w:p>
+      <w:pPr>
+        <w:spacing w:after="60" w:line="240" w:lineRule="auto"/>
+        <w:ind w:left="720"/>
+        <w:rPr>
+          <w:lang w:val="en-US"/>
+        </w:rPr>
+      </w:pPr>
+      <w:r>
+        <w:rPr>
+          <w:lang w:val="en-US"/>
+        </w:rPr>
+        <w:t>TodoList project</w:t>
+      </w:r>
+      <w:r>
+        <w:rPr>
+          <w:lang w:val="en-US"/>
+        </w:rPr>
+        <w:t xml:space="preserve"> with 5 classes</w:t>
+      </w:r>
+    </w:p>
+    <w:p>
+      <w:pPr>
+        <w:pStyle w:val="Liststycke"/>
         <w:numPr>
           <w:ilvl w:val="0"/>
-          <w:numId w:val="3"/>
+          <w:numId w:val="4"/>
         </w:numPr>
-        <w:rPr>
-          <w:lang w:val="en-US"/>
-        </w:rPr>
-      </w:pPr>
-      <w:r>
-        <w:t>Intro about project (Title, short info &amp; what is this </w:t>
-      </w:r>
-      <w:proofErr w:type="gramStart"/>
-      <w:r>
-        <w:t>project)</w:t>
-      </w:r>
-      <w:r>
-        <w:rPr>
-          <w:lang w:val="en-US"/>
-        </w:rPr>
-        <w:t> </w:t>
-      </w:r>
-      <w:r>
-        <w:rPr>
-          <w:lang w:val="en-US"/>
-        </w:rPr>
-        <w:t xml:space="preserve"> </w:t>
-      </w:r>
-      <w:r>
-        <w:rPr>
-          <w:lang w:val="en-US"/>
-        </w:rPr>
-        <w:t>TodoList</w:t>
-      </w:r>
-      <w:proofErr w:type="gramEnd"/>
-      <w:r>
-        <w:rPr>
-          <w:lang w:val="en-US"/>
-        </w:rPr>
-        <w:t xml:space="preserve"> project</w:t>
-      </w:r>
-      <w:r>
-        <w:rPr>
-          <w:lang w:val="en-US"/>
-        </w:rPr>
-        <w:t xml:space="preserve">. </w:t>
+        <w:spacing w:after="60" w:line="240" w:lineRule="auto"/>
+        <w:ind w:left="993" w:hanging="284"/>
+        <w:rPr>
+          <w:lang w:val="en-US"/>
+        </w:rPr>
+      </w:pPr>
+      <w:r>
+        <w:rPr>
+          <w:lang w:val="en-US"/>
+        </w:rPr>
+        <w:t xml:space="preserve">TodoList is the main class and shows the menu and navigation </w:t>
+      </w:r>
+    </w:p>
+    <w:p>
+      <w:pPr>
+        <w:pStyle w:val="Liststycke"/>
+        <w:numPr>
+          <w:ilvl w:val="0"/>
+          <w:numId w:val="4"/>
+        </w:numPr>
+        <w:spacing w:after="60" w:line="240" w:lineRule="auto"/>
+        <w:ind w:left="993" w:hanging="284"/>
+        <w:rPr>
+          <w:lang w:val="en-US"/>
+        </w:rPr>
+      </w:pPr>
+      <w:r>
+        <w:rPr>
+          <w:lang w:val="en-US"/>
+        </w:rPr>
+        <w:t xml:space="preserve">ProjectHandler handles everything about </w:t>
+      </w:r>
+      <w:r>
+        <w:rPr>
+          <w:lang w:val="en-US"/>
+        </w:rPr>
+        <w:t>projects and tasks</w:t>
+      </w:r>
+      <w:r>
+        <w:rPr>
+          <w:lang w:val="en-US"/>
+        </w:rPr>
+        <w:t>.</w:t>
+      </w:r>
+    </w:p>
+    <w:p>
+      <w:pPr>
+        <w:pStyle w:val="Liststycke"/>
+        <w:numPr>
+          <w:ilvl w:val="0"/>
+          <w:numId w:val="4"/>
+        </w:numPr>
+        <w:spacing w:after="60" w:line="240" w:lineRule="auto"/>
+        <w:ind w:left="993" w:hanging="284"/>
+        <w:rPr>
+          <w:lang w:val="en-US"/>
+        </w:rPr>
+      </w:pPr>
+      <w:r>
+        <w:rPr>
+          <w:lang w:val="en-US"/>
+        </w:rPr>
+        <w:t>The Project class contains the properties for projects.</w:t>
+      </w:r>
+    </w:p>
+    <w:p>
+      <w:pPr>
+        <w:pStyle w:val="Liststycke"/>
+        <w:numPr>
+          <w:ilvl w:val="0"/>
+          <w:numId w:val="4"/>
+        </w:numPr>
+        <w:spacing w:after="60" w:line="240" w:lineRule="auto"/>
+        <w:ind w:left="993" w:hanging="284"/>
+        <w:rPr>
+          <w:lang w:val="en-US"/>
+        </w:rPr>
+      </w:pPr>
+      <w:r>
+        <w:rPr>
+          <w:lang w:val="en-US"/>
+        </w:rPr>
+        <w:t>The Task class contains the properties for tasks.</w:t>
+      </w:r>
+    </w:p>
+    <w:p>
+      <w:pPr>
+        <w:pStyle w:val="Liststycke"/>
+        <w:numPr>
+          <w:ilvl w:val="0"/>
+          <w:numId w:val="4"/>
+        </w:numPr>
+        <w:spacing w:after="60" w:line="360" w:lineRule="auto"/>
+        <w:ind w:left="993" w:hanging="284"/>
+        <w:rPr>
+          <w:lang w:val="en-US"/>
+        </w:rPr>
+      </w:pPr>
+      <w:r>
+        <w:rPr>
+          <w:lang w:val="en-US"/>
+        </w:rPr>
+        <w:t>ColoredText is a helper class that writes colored textlines to the console.</w:t>
+      </w:r>
+    </w:p>
+    <w:p>
+      <w:pPr>
+        <w:numPr>
+          <w:ilvl w:val="0"/>
+          <w:numId w:val="4"/>
+        </w:numPr>
+        <w:ind w:left="709" w:hanging="425"/>
+        <w:rPr>
+          <w:lang w:val="en-US"/>
+        </w:rPr>
+      </w:pPr>
+      <w:r>
+        <w:rPr>
+          <w:lang w:val="en-US"/>
+        </w:rPr>
+        <w:t xml:space="preserve">No actual planning started writing the code directly. Task and project class first, then the TodoList class and then the projectHandler class. </w:t>
       </w:r>
     </w:p>
     <w:p>
@@ -197,15 +310,13 @@
         </w:rPr>
       </w:pPr>
       <w:r>
-        <w:t>Show your </w:t>
-      </w:r>
-      <w:proofErr w:type="gramStart"/>
-      <w:r>
-        <w:t>project,  -</w:t>
-      </w:r>
-      <w:proofErr w:type="gramEnd"/>
-      <w:r>
-        <w:t xml:space="preserve"> A Demo</w:t>
+        <w:t>Show </w:t>
+      </w:r>
+      <w:r>
+        <w:t>the</w:t>
+      </w:r>
+      <w:r>
+        <w:t> project,  - A Demo</w:t>
       </w:r>
       <w:r>
         <w:rPr>
@@ -220,6 +331,7 @@
           <w:ilvl w:val="0"/>
           <w:numId w:val="3"/>
         </w:numPr>
+        <w:spacing w:after="60" w:line="240" w:lineRule="auto"/>
         <w:rPr>
           <w:lang w:val="en-US"/>
         </w:rPr>
@@ -242,10 +354,8 @@
     </w:p>
     <w:p>
       <w:pPr>
-        <w:numPr>
-          <w:ilvl w:val="0"/>
-          <w:numId w:val="3"/>
-        </w:numPr>
+        <w:spacing w:after="60" w:line="240" w:lineRule="auto"/>
+        <w:ind w:left="720"/>
         <w:rPr>
           <w:lang w:val="en-US"/>
         </w:rPr>
@@ -259,10 +369,8 @@
     </w:p>
     <w:p>
       <w:pPr>
-        <w:numPr>
-          <w:ilvl w:val="0"/>
-          <w:numId w:val="3"/>
-        </w:numPr>
+        <w:spacing w:after="60" w:line="240" w:lineRule="auto"/>
+        <w:ind w:left="720"/>
         <w:rPr>
           <w:lang w:val="en-US"/>
         </w:rPr>
@@ -272,6 +380,21 @@
           <w:lang w:val="en-US"/>
         </w:rPr>
         <w:t>Show UML diagram</w:t>
+      </w:r>
+    </w:p>
+    <w:p>
+      <w:pPr>
+        <w:spacing w:after="60" w:line="360" w:lineRule="auto"/>
+        <w:ind w:left="720"/>
+        <w:rPr>
+          <w:lang w:val="en-US"/>
+        </w:rPr>
+      </w:pPr>
+      <w:r>
+        <w:rPr>
+          <w:lang w:val="en-US"/>
+        </w:rPr>
+        <w:t>Show code</w:t>
       </w:r>
     </w:p>
     <w:p>
@@ -327,7 +450,19 @@
         <w:rPr>
           <w:lang w:val="en-US"/>
         </w:rPr>
-        <w:t>I made separat files for each class in the proect</w:t>
+        <w:t>I made separat files for each class in the pro</w:t>
+      </w:r>
+      <w:r>
+        <w:rPr>
+          <w:lang w:val="en-US"/>
+        </w:rPr>
+        <w:t>j</w:t>
+      </w:r>
+      <w:r>
+        <w:rPr>
+          <w:lang w:val="en-US"/>
+        </w:rPr>
+        <w:t>ect</w:t>
       </w:r>
     </w:p>
     <w:p>
@@ -359,6 +494,12 @@
         </w:rPr>
         <w:t>I started early and prioritated the project over extra exercises and Bonus projects.</w:t>
       </w:r>
+      <w:r>
+        <w:rPr>
+          <w:lang w:val="en-US"/>
+        </w:rPr>
+        <w:t xml:space="preserve"> </w:t>
+      </w:r>
     </w:p>
     <w:p>
       <w:pPr>
@@ -366,6 +507,8 @@
           <w:ilvl w:val="1"/>
           <w:numId w:val="3"/>
         </w:numPr>
+        <w:spacing w:after="60" w:line="240" w:lineRule="auto"/>
+        <w:ind w:left="1434" w:hanging="357"/>
         <w:rPr>
           <w:lang w:val="en-US"/>
         </w:rPr>
@@ -379,11 +522,31 @@
         </w:rPr>
         <w:t> </w:t>
       </w:r>
-      <w:r>
-        <w:rPr>
-          <w:lang w:val="en-US"/>
-        </w:rPr>
-        <w:t>I don’t remember</w:t>
+    </w:p>
+    <w:p>
+      <w:pPr>
+        <w:ind w:left="1440"/>
+        <w:rPr>
+          <w:lang w:val="en-US"/>
+        </w:rPr>
+      </w:pPr>
+      <w:r>
+        <w:rPr>
+          <w:lang w:val="en-US"/>
+        </w:rPr>
+        <w:t>I</w:t>
+      </w:r>
+      <w:r>
+        <w:rPr>
+          <w:lang w:val="en-US"/>
+        </w:rPr>
+        <w:t xml:space="preserve"> actually </w:t>
+      </w:r>
+      <w:r>
+        <w:rPr>
+          <w:lang w:val="en-US"/>
+        </w:rPr>
+        <w:t xml:space="preserve"> don’t remember</w:t>
       </w:r>
     </w:p>
     <w:p>
@@ -392,6 +555,8 @@
           <w:ilvl w:val="1"/>
           <w:numId w:val="3"/>
         </w:numPr>
+        <w:spacing w:after="60" w:line="240" w:lineRule="auto"/>
+        <w:ind w:left="1434" w:hanging="357"/>
         <w:rPr>
           <w:lang w:val="en-US"/>
         </w:rPr>
@@ -405,11 +570,28 @@
         </w:rPr>
         <w:t> </w:t>
       </w:r>
-      <w:r>
-        <w:rPr>
-          <w:lang w:val="en-US"/>
-        </w:rPr>
-        <w:t>Worked harder</w:t>
+    </w:p>
+    <w:p>
+      <w:pPr>
+        <w:pStyle w:val="Liststycke"/>
+        <w:tabs>
+          <w:tab w:val="num" w:pos="1440"/>
+        </w:tabs>
+        <w:rPr>
+          <w:lang w:val="en-US"/>
+        </w:rPr>
+      </w:pPr>
+      <w:r>
+        <w:rPr>
+          <w:lang w:val="en-US"/>
+        </w:rPr>
+        <w:tab/>
+      </w:r>
+      <w:r>
+        <w:rPr>
+          <w:lang w:val="en-US"/>
+        </w:rPr>
+        <w:t>Changed my planning so I could spend more time on the projec</w:t>
       </w:r>
     </w:p>
     <w:p>
@@ -418,6 +600,7 @@
           <w:ilvl w:val="1"/>
           <w:numId w:val="3"/>
         </w:numPr>
+        <w:spacing w:line="240" w:lineRule="auto"/>
         <w:rPr>
           <w:lang w:val="en-US"/>
         </w:rPr>
@@ -435,7 +618,33 @@
         <w:rPr>
           <w:lang w:val="en-US"/>
         </w:rPr>
-        <w:t xml:space="preserve"> No AI tools only Google search</w:t>
+        <w:t xml:space="preserve"> </w:t>
+      </w:r>
+    </w:p>
+    <w:p>
+      <w:pPr>
+        <w:ind w:left="1440"/>
+        <w:rPr>
+          <w:lang w:val="en-US"/>
+        </w:rPr>
+      </w:pPr>
+      <w:r>
+        <w:rPr>
+          <w:lang w:val="en-US"/>
+        </w:rPr>
+        <w:t>No AI tools only Google search</w:t>
+      </w:r>
+      <w:r>
+        <w:rPr>
+          <w:lang w:val="en-US"/>
+        </w:rPr>
+        <w:t>, but Google uses AI to generate the sear</w:t>
+      </w:r>
+      <w:r>
+        <w:rPr>
+          <w:lang w:val="en-US"/>
+        </w:rPr>
+        <w:t>ch results.</w:t>
       </w:r>
     </w:p>
     <w:p>
@@ -449,6 +658,7 @@
         </w:rPr>
       </w:pPr>
       <w:r>
+        <w:lastRenderedPageBreak/>
         <w:t>Q&amp;A - </w:t>
       </w:r>
       <w:r>
@@ -923,6 +1133,119 @@
       </w:rPr>
     </w:lvl>
   </w:abstractNum>
+  <w:abstractNum w:abstractNumId="3" w15:restartNumberingAfterBreak="0">
+    <w:nsid w:val="522D4E23"/>
+    <w:multiLevelType w:val="hybridMultilevel"/>
+    <w:tmpl w:val="C3260C2C"/>
+    <w:lvl w:ilvl="0" w:tplc="041D0001">
+      <w:start w:val="1"/>
+      <w:numFmt w:val="bullet"/>
+      <w:lvlText w:val=""/>
+      <w:lvlJc w:val="left"/>
+      <w:pPr>
+        <w:ind w:left="1440" w:hanging="360"/>
+      </w:pPr>
+      <w:rPr>
+        <w:rFonts w:ascii="Symbol" w:hAnsi="Symbol" w:hint="default"/>
+      </w:rPr>
+    </w:lvl>
+    <w:lvl w:ilvl="1" w:tplc="041D0003" w:tentative="1">
+      <w:start w:val="1"/>
+      <w:numFmt w:val="bullet"/>
+      <w:lvlText w:val="o"/>
+      <w:lvlJc w:val="left"/>
+      <w:pPr>
+        <w:ind w:left="2160" w:hanging="360"/>
+      </w:pPr>
+      <w:rPr>
+        <w:rFonts w:ascii="Courier New" w:hAnsi="Courier New" w:cs="Courier New" w:hint="default"/>
+      </w:rPr>
+    </w:lvl>
+    <w:lvl w:ilvl="2" w:tplc="041D0005" w:tentative="1">
+      <w:start w:val="1"/>
+      <w:numFmt w:val="bullet"/>
+      <w:lvlText w:val=""/>
+      <w:lvlJc w:val="left"/>
+      <w:pPr>
+        <w:ind w:left="2880" w:hanging="360"/>
+      </w:pPr>
+      <w:rPr>
+        <w:rFonts w:ascii="Wingdings" w:hAnsi="Wingdings" w:hint="default"/>
+      </w:rPr>
+    </w:lvl>
+    <w:lvl w:ilvl="3" w:tplc="041D0001" w:tentative="1">
+      <w:start w:val="1"/>
+      <w:numFmt w:val="bullet"/>
+      <w:lvlText w:val=""/>
+      <w:lvlJc w:val="left"/>
+      <w:pPr>
+        <w:ind w:left="3600" w:hanging="360"/>
+      </w:pPr>
+      <w:rPr>
+        <w:rFonts w:ascii="Symbol" w:hAnsi="Symbol" w:hint="default"/>
+      </w:rPr>
+    </w:lvl>
+    <w:lvl w:ilvl="4" w:tplc="041D0003" w:tentative="1">
+      <w:start w:val="1"/>
+      <w:numFmt w:val="bullet"/>
+      <w:lvlText w:val="o"/>
+      <w:lvlJc w:val="left"/>
+      <w:pPr>
+        <w:ind w:left="4320" w:hanging="360"/>
+      </w:pPr>
+      <w:rPr>
+        <w:rFonts w:ascii="Courier New" w:hAnsi="Courier New" w:cs="Courier New" w:hint="default"/>
+      </w:rPr>
+    </w:lvl>
+    <w:lvl w:ilvl="5" w:tplc="041D0005" w:tentative="1">
+      <w:start w:val="1"/>
+      <w:numFmt w:val="bullet"/>
+      <w:lvlText w:val=""/>
+      <w:lvlJc w:val="left"/>
+      <w:pPr>
+        <w:ind w:left="5040" w:hanging="360"/>
+      </w:pPr>
+      <w:rPr>
+        <w:rFonts w:ascii="Wingdings" w:hAnsi="Wingdings" w:hint="default"/>
+      </w:rPr>
+    </w:lvl>
+    <w:lvl w:ilvl="6" w:tplc="041D0001" w:tentative="1">
+      <w:start w:val="1"/>
+      <w:numFmt w:val="bullet"/>
+      <w:lvlText w:val=""/>
+      <w:lvlJc w:val="left"/>
+      <w:pPr>
+        <w:ind w:left="5760" w:hanging="360"/>
+      </w:pPr>
+      <w:rPr>
+        <w:rFonts w:ascii="Symbol" w:hAnsi="Symbol" w:hint="default"/>
+      </w:rPr>
+    </w:lvl>
+    <w:lvl w:ilvl="7" w:tplc="041D0003" w:tentative="1">
+      <w:start w:val="1"/>
+      <w:numFmt w:val="bullet"/>
+      <w:lvlText w:val="o"/>
+      <w:lvlJc w:val="left"/>
+      <w:pPr>
+        <w:ind w:left="6480" w:hanging="360"/>
+      </w:pPr>
+      <w:rPr>
+        <w:rFonts w:ascii="Courier New" w:hAnsi="Courier New" w:cs="Courier New" w:hint="default"/>
+      </w:rPr>
+    </w:lvl>
+    <w:lvl w:ilvl="8" w:tplc="041D0005" w:tentative="1">
+      <w:start w:val="1"/>
+      <w:numFmt w:val="bullet"/>
+      <w:lvlText w:val=""/>
+      <w:lvlJc w:val="left"/>
+      <w:pPr>
+        <w:ind w:left="7200" w:hanging="360"/>
+      </w:pPr>
+      <w:rPr>
+        <w:rFonts w:ascii="Wingdings" w:hAnsi="Wingdings" w:hint="default"/>
+      </w:rPr>
+    </w:lvl>
+  </w:abstractNum>
   <w:num w:numId="1" w16cid:durableId="223374651">
     <w:abstractNumId w:val="2"/>
   </w:num>
@@ -931,6 +1254,9 @@
   </w:num>
   <w:num w:numId="3" w16cid:durableId="713390771">
     <w:abstractNumId w:val="0"/>
+  </w:num>
+  <w:num w:numId="4" w16cid:durableId="269047655">
+    <w:abstractNumId w:val="3"/>
   </w:num>
 </w:numbering>
 </file>

--- a/images/Presentationsstolpar.docx
+++ b/images/Presentationsstolpar.docx
@@ -5,36 +5,21 @@
     <w:p>
       <w:pPr>
         <w:rPr>
-          <w:sz w:val="30"/>
-          <w:szCs w:val="30"/>
-        </w:rPr>
-      </w:pPr>
-      <w:r>
-        <w:rPr>
           <w:b/>
           <w:bCs/>
           <w:sz w:val="30"/>
           <w:szCs w:val="30"/>
         </w:rPr>
-        <w:t>C# Individual Project:</w:t>
-      </w:r>
-      <w:r>
-        <w:rPr>
-          <w:sz w:val="30"/>
-          <w:szCs w:val="30"/>
-        </w:rPr>
-        <w:t> </w:t>
-      </w:r>
-    </w:p>
-    <w:p>
-      <w:pPr>
+      </w:pPr>
+      <w:r>
         <w:rPr>
           <w:b/>
           <w:bCs/>
           <w:sz w:val="30"/>
           <w:szCs w:val="30"/>
         </w:rPr>
-      </w:pPr>
+        <w:t>TodoList App</w:t>
+      </w:r>
       <w:r>
         <w:rPr>
           <w:b/>
@@ -42,25 +27,8 @@
           <w:sz w:val="30"/>
           <w:szCs w:val="30"/>
         </w:rPr>
-        <w:t>TodoList App</w:t>
-      </w:r>
-      <w:r>
-        <w:rPr>
-          <w:b/>
-          <w:bCs/>
-          <w:sz w:val="30"/>
-          <w:szCs w:val="30"/>
-        </w:rPr>
         <w:t> </w:t>
       </w:r>
-    </w:p>
-    <w:p>
-      <w:pPr>
-        <w:ind w:left="720"/>
-        <w:rPr>
-          <w:lang w:val="en-US"/>
-        </w:rPr>
-      </w:pPr>
     </w:p>
     <w:p>
       <w:pPr>
@@ -128,6 +96,48 @@
           <w:lang w:val="en-US"/>
         </w:rPr>
         <w:t> </w:t>
+      </w:r>
+    </w:p>
+    <w:p>
+      <w:pPr>
+        <w:pStyle w:val="Liststycke"/>
+        <w:spacing w:after="0" w:line="240" w:lineRule="auto"/>
+        <w:rPr>
+          <w:lang w:val="en-US"/>
+        </w:rPr>
+      </w:pPr>
+      <w:r>
+        <w:rPr>
+          <w:lang w:val="en-US"/>
+        </w:rPr>
+        <w:t>Expanded function</w:t>
+      </w:r>
+      <w:r>
+        <w:rPr>
+          <w:lang w:val="en-US"/>
+        </w:rPr>
+        <w:t xml:space="preserve">allity </w:t>
+      </w:r>
+      <w:r>
+        <w:rPr>
+          <w:lang w:val="en-US"/>
+        </w:rPr>
+        <w:t xml:space="preserve">to include Project Handling: Add Project. Edit project, </w:t>
+      </w:r>
+    </w:p>
+    <w:p>
+      <w:pPr>
+        <w:pStyle w:val="Liststycke"/>
+        <w:spacing w:after="60" w:line="240" w:lineRule="auto"/>
+        <w:rPr>
+          <w:lang w:val="en-US"/>
+        </w:rPr>
+      </w:pPr>
+      <w:r>
+        <w:rPr>
+          <w:lang w:val="en-US"/>
+        </w:rPr>
+        <w:t>Remove project.</w:t>
       </w:r>
     </w:p>
     <w:p>
@@ -188,13 +198,7 @@
         <w:rPr>
           <w:lang w:val="en-US"/>
         </w:rPr>
-        <w:t xml:space="preserve">ProjectHandler handles everything about </w:t>
-      </w:r>
-      <w:r>
-        <w:rPr>
-          <w:lang w:val="en-US"/>
-        </w:rPr>
-        <w:t>projects and tasks</w:t>
+        <w:t>ProjectHandler handles everything about projects and tasks</w:t>
       </w:r>
       <w:r>
         <w:rPr>
@@ -265,6 +269,33 @@
     </w:p>
     <w:p>
       <w:pPr>
+        <w:spacing w:after="60" w:line="360" w:lineRule="auto"/>
+        <w:ind w:left="709"/>
+        <w:rPr>
+          <w:lang w:val="en-US"/>
+        </w:rPr>
+      </w:pPr>
+      <w:r>
+        <w:rPr>
+          <w:lang w:val="en-US"/>
+        </w:rPr>
+        <w:t>The cont</w:t>
+      </w:r>
+      <w:r>
+        <w:rPr>
+          <w:lang w:val="en-US"/>
+        </w:rPr>
+        <w:t>e</w:t>
+      </w:r>
+      <w:r>
+        <w:rPr>
+          <w:lang w:val="en-US"/>
+        </w:rPr>
+        <w:t>nt is saved to a json.file.</w:t>
+      </w:r>
+    </w:p>
+    <w:p>
+      <w:pPr>
         <w:numPr>
           <w:ilvl w:val="0"/>
           <w:numId w:val="4"/>
@@ -316,7 +347,13 @@
         <w:t>the</w:t>
       </w:r>
       <w:r>
-        <w:t> project,  - A Demo</w:t>
+        <w:t> project</w:t>
+      </w:r>
+      <w:r>
+        <w:t>.</w:t>
+      </w:r>
+      <w:r>
+        <w:t>  - A Demo</w:t>
       </w:r>
       <w:r>
         <w:rPr>
@@ -423,8 +460,12 @@
           <w:ilvl w:val="1"/>
           <w:numId w:val="3"/>
         </w:numPr>
+        <w:tabs>
+          <w:tab w:val="clear" w:pos="1440"/>
+          <w:tab w:val="num" w:pos="1134"/>
+        </w:tabs>
         <w:spacing w:after="60" w:line="240" w:lineRule="auto"/>
-        <w:ind w:left="1434" w:hanging="357"/>
+        <w:ind w:left="1134" w:hanging="425"/>
         <w:rPr>
           <w:lang w:val="en-US"/>
         </w:rPr>
@@ -441,11 +482,20 @@
     </w:p>
     <w:p>
       <w:pPr>
-        <w:ind w:left="1440"/>
-        <w:rPr>
-          <w:lang w:val="en-US"/>
-        </w:rPr>
-      </w:pPr>
+        <w:tabs>
+          <w:tab w:val="num" w:pos="1134"/>
+        </w:tabs>
+        <w:ind w:left="1134" w:hanging="425"/>
+        <w:rPr>
+          <w:lang w:val="en-US"/>
+        </w:rPr>
+      </w:pPr>
+      <w:r>
+        <w:rPr>
+          <w:lang w:val="en-US"/>
+        </w:rPr>
+        <w:tab/>
+      </w:r>
       <w:r>
         <w:rPr>
           <w:lang w:val="en-US"/>
@@ -471,8 +521,12 @@
           <w:ilvl w:val="1"/>
           <w:numId w:val="3"/>
         </w:numPr>
+        <w:tabs>
+          <w:tab w:val="clear" w:pos="1440"/>
+          <w:tab w:val="num" w:pos="1134"/>
+        </w:tabs>
         <w:spacing w:after="60" w:line="240" w:lineRule="auto"/>
-        <w:ind w:left="1434" w:hanging="357"/>
+        <w:ind w:left="1134" w:hanging="425"/>
         <w:rPr>
           <w:lang w:val="en-US"/>
         </w:rPr>
@@ -483,11 +537,20 @@
     </w:p>
     <w:p>
       <w:pPr>
-        <w:ind w:left="1440"/>
-        <w:rPr>
-          <w:lang w:val="en-US"/>
-        </w:rPr>
-      </w:pPr>
+        <w:tabs>
+          <w:tab w:val="num" w:pos="1134"/>
+        </w:tabs>
+        <w:ind w:left="1134" w:hanging="425"/>
+        <w:rPr>
+          <w:lang w:val="en-US"/>
+        </w:rPr>
+      </w:pPr>
+      <w:r>
+        <w:rPr>
+          <w:lang w:val="en-US"/>
+        </w:rPr>
+        <w:tab/>
+      </w:r>
       <w:r>
         <w:rPr>
           <w:lang w:val="en-US"/>
@@ -507,8 +570,12 @@
           <w:ilvl w:val="1"/>
           <w:numId w:val="3"/>
         </w:numPr>
+        <w:tabs>
+          <w:tab w:val="clear" w:pos="1440"/>
+          <w:tab w:val="num" w:pos="1134"/>
+        </w:tabs>
         <w:spacing w:after="60" w:line="240" w:lineRule="auto"/>
-        <w:ind w:left="1434" w:hanging="357"/>
+        <w:ind w:left="1134" w:hanging="425"/>
         <w:rPr>
           <w:lang w:val="en-US"/>
         </w:rPr>
@@ -525,11 +592,20 @@
     </w:p>
     <w:p>
       <w:pPr>
-        <w:ind w:left="1440"/>
-        <w:rPr>
-          <w:lang w:val="en-US"/>
-        </w:rPr>
-      </w:pPr>
+        <w:tabs>
+          <w:tab w:val="num" w:pos="1134"/>
+        </w:tabs>
+        <w:ind w:left="1134" w:hanging="425"/>
+        <w:rPr>
+          <w:lang w:val="en-US"/>
+        </w:rPr>
+      </w:pPr>
+      <w:r>
+        <w:rPr>
+          <w:lang w:val="en-US"/>
+        </w:rPr>
+        <w:tab/>
+      </w:r>
       <w:r>
         <w:rPr>
           <w:lang w:val="en-US"/>
@@ -555,8 +631,12 @@
           <w:ilvl w:val="1"/>
           <w:numId w:val="3"/>
         </w:numPr>
+        <w:tabs>
+          <w:tab w:val="clear" w:pos="1440"/>
+          <w:tab w:val="num" w:pos="1134"/>
+        </w:tabs>
         <w:spacing w:after="60" w:line="240" w:lineRule="auto"/>
-        <w:ind w:left="1434" w:hanging="357"/>
+        <w:ind w:left="1134" w:hanging="425"/>
         <w:rPr>
           <w:lang w:val="en-US"/>
         </w:rPr>
@@ -575,8 +655,9 @@
       <w:pPr>
         <w:pStyle w:val="Liststycke"/>
         <w:tabs>
-          <w:tab w:val="num" w:pos="1440"/>
-        </w:tabs>
+          <w:tab w:val="num" w:pos="1134"/>
+        </w:tabs>
+        <w:ind w:left="1134" w:hanging="425"/>
         <w:rPr>
           <w:lang w:val="en-US"/>
         </w:rPr>
@@ -592,6 +673,12 @@
           <w:lang w:val="en-US"/>
         </w:rPr>
         <w:t>Changed my planning so I could spend more time on the projec</w:t>
+      </w:r>
+      <w:r>
+        <w:rPr>
+          <w:lang w:val="en-US"/>
+        </w:rPr>
+        <w:t>t</w:t>
       </w:r>
     </w:p>
     <w:p>
@@ -600,52 +687,116 @@
           <w:ilvl w:val="1"/>
           <w:numId w:val="3"/>
         </w:numPr>
-        <w:spacing w:line="240" w:lineRule="auto"/>
-        <w:rPr>
-          <w:lang w:val="en-US"/>
-        </w:rPr>
-      </w:pPr>
-      <w:r>
-        <w:t>How did you use AI tools?</w:t>
-      </w:r>
-      <w:r>
-        <w:rPr>
-          <w:lang w:val="en-US"/>
-        </w:rPr>
-        <w:t> </w:t>
-      </w:r>
-      <w:r>
-        <w:rPr>
-          <w:lang w:val="en-US"/>
-        </w:rPr>
-        <w:t xml:space="preserve"> </w:t>
-      </w:r>
-    </w:p>
-    <w:p>
-      <w:pPr>
-        <w:ind w:left="1440"/>
-        <w:rPr>
-          <w:lang w:val="en-US"/>
-        </w:rPr>
-      </w:pPr>
-      <w:r>
-        <w:rPr>
-          <w:lang w:val="en-US"/>
-        </w:rPr>
-        <w:t>No AI tools only Google search</w:t>
-      </w:r>
-      <w:r>
-        <w:rPr>
-          <w:lang w:val="en-US"/>
-        </w:rPr>
-        <w:t>, but Google uses AI to generate the sear</w:t>
-      </w:r>
-      <w:r>
-        <w:rPr>
-          <w:lang w:val="en-US"/>
-        </w:rPr>
-        <w:t>ch results.</w:t>
-      </w:r>
+        <w:tabs>
+          <w:tab w:val="clear" w:pos="1440"/>
+          <w:tab w:val="num" w:pos="1134"/>
+        </w:tabs>
+        <w:spacing w:after="60" w:line="240" w:lineRule="auto"/>
+        <w:ind w:left="1134" w:hanging="425"/>
+        <w:rPr>
+          <w:lang w:val="en-US"/>
+        </w:rPr>
+      </w:pPr>
+      <w:r>
+        <w:rPr>
+          <w:lang w:val="en-US"/>
+        </w:rPr>
+        <w:t>Improvements</w:t>
+      </w:r>
+    </w:p>
+    <w:p>
+      <w:pPr>
+        <w:tabs>
+          <w:tab w:val="num" w:pos="1134"/>
+        </w:tabs>
+        <w:spacing w:after="100" w:line="240" w:lineRule="auto"/>
+        <w:ind w:left="1134" w:hanging="425"/>
+        <w:rPr>
+          <w:lang w:val="en-US"/>
+        </w:rPr>
+      </w:pPr>
+      <w:r>
+        <w:rPr>
+          <w:lang w:val="en-US"/>
+        </w:rPr>
+        <w:tab/>
+      </w:r>
+      <w:r>
+        <w:rPr>
+          <w:lang w:val="en-US"/>
+        </w:rPr>
+        <w:t>The projectHnadler file got very big, maybee I should have made a taskhandler class too.</w:t>
+      </w:r>
+    </w:p>
+    <w:p>
+      <w:pPr>
+        <w:tabs>
+          <w:tab w:val="num" w:pos="1134"/>
+        </w:tabs>
+        <w:spacing w:after="0" w:line="240" w:lineRule="auto"/>
+        <w:ind w:left="1134" w:hanging="425"/>
+        <w:rPr>
+          <w:lang w:val="en-US"/>
+        </w:rPr>
+      </w:pPr>
+      <w:r>
+        <w:rPr>
+          <w:lang w:val="en-US"/>
+        </w:rPr>
+        <w:tab/>
+      </w:r>
+      <w:r>
+        <w:rPr>
+          <w:lang w:val="en-US"/>
+        </w:rPr>
+        <w:t xml:space="preserve">It would have been a good idea to save the content every time changes are  made to the projects and tasks. It’s very easy to forget to use the menu item </w:t>
+      </w:r>
+    </w:p>
+    <w:p>
+      <w:pPr>
+        <w:tabs>
+          <w:tab w:val="num" w:pos="1134"/>
+        </w:tabs>
+        <w:spacing w:after="0" w:line="360" w:lineRule="auto"/>
+        <w:ind w:left="1134" w:hanging="425"/>
+        <w:rPr>
+          <w:lang w:val="en-US"/>
+        </w:rPr>
+      </w:pPr>
+      <w:r>
+        <w:rPr>
+          <w:b/>
+          <w:bCs/>
+          <w:lang w:val="en-US"/>
+        </w:rPr>
+        <w:t xml:space="preserve">        </w:t>
+      </w:r>
+      <w:r>
+        <w:rPr>
+          <w:b/>
+          <w:bCs/>
+          <w:lang w:val="en-US"/>
+        </w:rPr>
+        <w:t xml:space="preserve">Save and Exit </w:t>
+      </w:r>
+      <w:r>
+        <w:rPr>
+          <w:lang w:val="en-US"/>
+        </w:rPr>
+        <w:t>when quitting.</w:t>
+      </w:r>
+    </w:p>
+    <w:p>
+      <w:pPr>
+        <w:tabs>
+          <w:tab w:val="num" w:pos="1134"/>
+        </w:tabs>
+        <w:spacing w:after="0" w:line="360" w:lineRule="auto"/>
+        <w:ind w:left="1134" w:hanging="425"/>
+        <w:rPr>
+          <w:lang w:val="en-US"/>
+        </w:rPr>
+      </w:pPr>
     </w:p>
     <w:p>
       <w:pPr>
@@ -653,12 +804,85 @@
           <w:ilvl w:val="1"/>
           <w:numId w:val="3"/>
         </w:numPr>
+        <w:tabs>
+          <w:tab w:val="clear" w:pos="1440"/>
+          <w:tab w:val="num" w:pos="1134"/>
+        </w:tabs>
+        <w:spacing w:after="60" w:line="240" w:lineRule="auto"/>
+        <w:ind w:left="1134" w:hanging="425"/>
         <w:rPr>
           <w:lang w:val="en-US"/>
         </w:rPr>
       </w:pPr>
       <w:r>
         <w:lastRenderedPageBreak/>
+        <w:t>How did you use AI tools?</w:t>
+      </w:r>
+      <w:r>
+        <w:rPr>
+          <w:lang w:val="en-US"/>
+        </w:rPr>
+        <w:t> </w:t>
+      </w:r>
+      <w:r>
+        <w:rPr>
+          <w:lang w:val="en-US"/>
+        </w:rPr>
+        <w:t xml:space="preserve"> </w:t>
+      </w:r>
+    </w:p>
+    <w:p>
+      <w:pPr>
+        <w:tabs>
+          <w:tab w:val="num" w:pos="1134"/>
+        </w:tabs>
+        <w:spacing w:line="240" w:lineRule="auto"/>
+        <w:ind w:left="1134" w:hanging="425"/>
+        <w:rPr>
+          <w:lang w:val="en-US"/>
+        </w:rPr>
+      </w:pPr>
+      <w:r>
+        <w:rPr>
+          <w:lang w:val="en-US"/>
+        </w:rPr>
+        <w:tab/>
+      </w:r>
+      <w:r>
+        <w:rPr>
+          <w:lang w:val="en-US"/>
+        </w:rPr>
+        <w:t>No AI tools only Google search</w:t>
+      </w:r>
+      <w:r>
+        <w:rPr>
+          <w:lang w:val="en-US"/>
+        </w:rPr>
+        <w:t>, but Google uses AI to generate the sear</w:t>
+      </w:r>
+      <w:r>
+        <w:rPr>
+          <w:lang w:val="en-US"/>
+        </w:rPr>
+        <w:t>ch results.</w:t>
+      </w:r>
+    </w:p>
+    <w:p>
+      <w:pPr>
+        <w:numPr>
+          <w:ilvl w:val="1"/>
+          <w:numId w:val="3"/>
+        </w:numPr>
+        <w:tabs>
+          <w:tab w:val="clear" w:pos="1440"/>
+          <w:tab w:val="num" w:pos="1134"/>
+        </w:tabs>
+        <w:ind w:left="1134" w:hanging="425"/>
+        <w:rPr>
+          <w:lang w:val="en-US"/>
+        </w:rPr>
+      </w:pPr>
+      <w:r>
         <w:t>Q&amp;A - </w:t>
       </w:r>
       <w:r>
@@ -669,14 +893,27 @@
       </w:r>
     </w:p>
     <w:p>
+      <w:pPr>
+        <w:tabs>
+          <w:tab w:val="num" w:pos="1134"/>
+        </w:tabs>
+        <w:ind w:left="1134" w:hanging="425"/>
+      </w:pPr>
       <w:r>
         <w:t> </w:t>
       </w:r>
     </w:p>
-    <w:p/>
+    <w:p>
+      <w:pPr>
+        <w:tabs>
+          <w:tab w:val="num" w:pos="1134"/>
+        </w:tabs>
+        <w:ind w:left="1134" w:hanging="425"/>
+      </w:pPr>
+    </w:p>
     <w:sectPr>
       <w:pgSz w:w="11906" w:h="16838"/>
-      <w:pgMar w:top="1417" w:right="1417" w:bottom="1417" w:left="1417" w:header="708" w:footer="708" w:gutter="0"/>
+      <w:pgMar w:top="1134" w:right="1418" w:bottom="567" w:left="1418" w:header="709" w:footer="709" w:gutter="0"/>
       <w:cols w:space="708"/>
       <w:docGrid w:linePitch="360"/>
     </w:sectPr>
@@ -1864,6 +2101,7 @@
   <w:style w:type="character" w:default="1" w:styleId="Standardstycketeckensnitt">
     <w:name w:val="Default Paragraph Font"/>
     <w:uiPriority w:val="1"/>
+    <w:semiHidden/>
     <w:unhideWhenUsed/>
   </w:style>
   <w:style w:type="table" w:default="1" w:styleId="Normaltabell">

--- a/images/Presentationsstolpar.docx
+++ b/images/Presentationsstolpar.docx
@@ -311,6 +311,12 @@
         </w:rPr>
         <w:t xml:space="preserve">No actual planning started writing the code directly. Task and project class first, then the TodoList class and then the projectHandler class. </w:t>
       </w:r>
+      <w:r>
+        <w:rPr>
+          <w:lang w:val="en-US"/>
+        </w:rPr>
+        <w:t>The last thing I did was refactoring the code.</w:t>
+      </w:r>
     </w:p>
     <w:p>
       <w:pPr>
@@ -815,7 +821,6 @@
         </w:rPr>
       </w:pPr>
       <w:r>
-        <w:lastRenderedPageBreak/>
         <w:t>How did you use AI tools?</w:t>
       </w:r>
       <w:r>

--- a/images/Presentationsstolpar.docx
+++ b/images/Presentationsstolpar.docx
@@ -128,7 +128,7 @@
     <w:p>
       <w:pPr>
         <w:pStyle w:val="Liststycke"/>
-        <w:spacing w:after="60" w:line="240" w:lineRule="auto"/>
+        <w:spacing w:after="100" w:line="240" w:lineRule="auto"/>
         <w:rPr>
           <w:lang w:val="en-US"/>
         </w:rPr>
@@ -158,7 +158,19 @@
         <w:rPr>
           <w:lang w:val="en-US"/>
         </w:rPr>
-        <w:t xml:space="preserve"> with 5 classes</w:t>
+        <w:t xml:space="preserve"> with </w:t>
+      </w:r>
+      <w:r>
+        <w:rPr>
+          <w:lang w:val="en-US"/>
+        </w:rPr>
+        <w:t>6</w:t>
+      </w:r>
+      <w:r>
+        <w:rPr>
+          <w:lang w:val="en-US"/>
+        </w:rPr>
+        <w:t xml:space="preserve"> classes</w:t>
       </w:r>
     </w:p>
     <w:p>
@@ -176,9 +188,17 @@
       </w:pPr>
       <w:r>
         <w:rPr>
-          <w:lang w:val="en-US"/>
-        </w:rPr>
-        <w:t xml:space="preserve">TodoList is the main class and shows the menu and navigation </w:t>
+          <w:b/>
+          <w:bCs/>
+          <w:lang w:val="en-US"/>
+        </w:rPr>
+        <w:t>TodoList</w:t>
+      </w:r>
+      <w:r>
+        <w:rPr>
+          <w:lang w:val="en-US"/>
+        </w:rPr>
+        <w:t xml:space="preserve"> is the main class and shows the menu and navigation </w:t>
       </w:r>
     </w:p>
     <w:p>
@@ -196,9 +216,17 @@
       </w:pPr>
       <w:r>
         <w:rPr>
-          <w:lang w:val="en-US"/>
-        </w:rPr>
-        <w:t>ProjectHandler handles everything about projects and tasks</w:t>
+          <w:b/>
+          <w:bCs/>
+          <w:lang w:val="en-US"/>
+        </w:rPr>
+        <w:t>ProjectHandler</w:t>
+      </w:r>
+      <w:r>
+        <w:rPr>
+          <w:lang w:val="en-US"/>
+        </w:rPr>
+        <w:t xml:space="preserve"> handles everything about projects and tasks</w:t>
       </w:r>
       <w:r>
         <w:rPr>
@@ -224,7 +252,21 @@
         <w:rPr>
           <w:lang w:val="en-US"/>
         </w:rPr>
-        <w:t>The Project class contains the properties for projects.</w:t>
+        <w:t xml:space="preserve">The </w:t>
+      </w:r>
+      <w:r>
+        <w:rPr>
+          <w:b/>
+          <w:bCs/>
+          <w:lang w:val="en-US"/>
+        </w:rPr>
+        <w:t>Project</w:t>
+      </w:r>
+      <w:r>
+        <w:rPr>
+          <w:lang w:val="en-US"/>
+        </w:rPr>
+        <w:t xml:space="preserve"> class contains the properties for projects.</w:t>
       </w:r>
     </w:p>
     <w:p>
@@ -244,7 +286,21 @@
         <w:rPr>
           <w:lang w:val="en-US"/>
         </w:rPr>
-        <w:t>The Task class contains the properties for tasks.</w:t>
+        <w:t xml:space="preserve">The </w:t>
+      </w:r>
+      <w:r>
+        <w:rPr>
+          <w:b/>
+          <w:bCs/>
+          <w:lang w:val="en-US"/>
+        </w:rPr>
+        <w:t>Task</w:t>
+      </w:r>
+      <w:r>
+        <w:rPr>
+          <w:lang w:val="en-US"/>
+        </w:rPr>
+        <w:t xml:space="preserve"> class contains the properties for tasks.</w:t>
       </w:r>
     </w:p>
     <w:p>
@@ -254,7 +310,7 @@
           <w:ilvl w:val="0"/>
           <w:numId w:val="4"/>
         </w:numPr>
-        <w:spacing w:after="60" w:line="360" w:lineRule="auto"/>
+        <w:spacing w:after="60" w:line="240" w:lineRule="auto"/>
         <w:ind w:left="993" w:hanging="284"/>
         <w:rPr>
           <w:lang w:val="en-US"/>
@@ -262,9 +318,57 @@
       </w:pPr>
       <w:r>
         <w:rPr>
-          <w:lang w:val="en-US"/>
-        </w:rPr>
-        <w:t>ColoredText is a helper class that writes colored textlines to the console.</w:t>
+          <w:b/>
+          <w:bCs/>
+          <w:lang w:val="en-US"/>
+        </w:rPr>
+        <w:t>ColoredText</w:t>
+      </w:r>
+      <w:r>
+        <w:rPr>
+          <w:lang w:val="en-US"/>
+        </w:rPr>
+        <w:t xml:space="preserve"> is a helper class that writes colored textlines to the console.</w:t>
+      </w:r>
+    </w:p>
+    <w:p>
+      <w:pPr>
+        <w:pStyle w:val="Liststycke"/>
+        <w:numPr>
+          <w:ilvl w:val="0"/>
+          <w:numId w:val="4"/>
+        </w:numPr>
+        <w:spacing w:after="60" w:line="240" w:lineRule="auto"/>
+        <w:ind w:left="993" w:hanging="284"/>
+        <w:rPr>
+          <w:lang w:val="en-US"/>
+        </w:rPr>
+      </w:pPr>
+      <w:r>
+        <w:rPr>
+          <w:b/>
+          <w:bCs/>
+          <w:lang w:val="en-US"/>
+        </w:rPr>
+        <w:t>Validation</w:t>
+      </w:r>
+      <w:r>
+        <w:rPr>
+          <w:lang w:val="en-US"/>
+        </w:rPr>
+        <w:t xml:space="preserve"> is a helper class</w:t>
+      </w:r>
+      <w:r>
+        <w:rPr>
+          <w:lang w:val="en-US"/>
+        </w:rPr>
+        <w:t xml:space="preserve"> withn four validation methods</w:t>
+      </w:r>
+      <w:r>
+        <w:rPr>
+          <w:lang w:val="en-US"/>
+        </w:rPr>
+        <w:t>.</w:t>
       </w:r>
     </w:p>
     <w:p>
@@ -783,7 +887,25 @@
           <w:bCs/>
           <w:lang w:val="en-US"/>
         </w:rPr>
-        <w:t xml:space="preserve">Save and Exit </w:t>
+        <w:t xml:space="preserve">Save and </w:t>
+      </w:r>
+      <w:proofErr w:type="gramStart"/>
+      <w:r>
+        <w:rPr>
+          <w:b/>
+          <w:bCs/>
+          <w:lang w:val="en-US"/>
+        </w:rPr>
+        <w:t>Exit</w:t>
+      </w:r>
+      <w:proofErr w:type="gramEnd"/>
+      <w:r>
+        <w:rPr>
+          <w:b/>
+          <w:bCs/>
+          <w:lang w:val="en-US"/>
+        </w:rPr>
+        <w:t xml:space="preserve"> </w:t>
       </w:r>
       <w:r>
         <w:rPr>
